--- a/Note_simplifiee_dommages_interets_CNAV_corrige.docx
+++ b/Note_simplifiee_dommages_interets_CNAV_corrige.docx
@@ -59,7 +59,7 @@
         <ns0:t>Avertissement.</ns0:t>
       </ns0:r>
       <ns0:r>
-        <ns0:t xml:space="preserve"> Note de travail à valider avec l'avocat. Les pensions de ≈ 800 € et ≈ 1 107 € sont vos chiffres : une simulation officielle de la CNAV doit les confirmer. Les montants de dommages-intérêts sont des estimations, sans garantie. Les références de jurisprudence viennent d'extraits en ligne : vérifiez-les sur Légifrance ou Doctrine avant de les citer.</ns0:t>
+        <ns0:t xml:space="preserve"> Note de travail à valider avec l'avocat. Les pensions de 667,68 € et ≈ 1 107 € sont vos chiffres : une simulation officielle de la CNAV doit les confirmer. Les montants de dommages-intérêts sont des estimations, sans garantie. Les références de jurisprudence viennent d'extraits en ligne : vérifiez-les sur Légifrance ou Doctrine avant de les citer.</ns0:t>
       </ns0:r>
     </ns0:p>
     <ns0:p ns0:rsidR="001D5081" ns0:rsidRDefault="00772502">
@@ -364,7 +364,7 @@
                 <ns0:sz ns0:val="18"/>
                 <ns0:szCs ns0:val="18"/>
               </ns0:rPr>
-              <ns0:t>≈ 1 107 € (soit 307 € de plus)</ns0:t>
+              <ns0:t>≈ 1 107 € (soit 439,32 € de plus)</ns0:t>
             </ns0:r>
           </ns0:p>
         </ns0:tc>
@@ -427,7 +427,7 @@
                 <ns0:sz ns0:val="18"/>
                 <ns0:szCs ns0:val="18"/>
               </ns0:rPr>
-              <ns0:t>≈ 32 800 € d'arriérés (dus de plein droit)</ns0:t>
+              <ns0:t>≈ 32 667,68 € d'arriérés (dus de plein droit)</ns0:t>
             </ns0:r>
           </ns0:p>
         </ns0:tc>
@@ -1102,7 +1102,7 @@
                 <ns0:sz ns0:val="18"/>
                 <ns0:szCs ns0:val="18"/>
               </ns0:rPr>
-              <ns0:t>≈ 800 € / mois</ns0:t>
+              <ns0:t>667,68 € / mois</ns0:t>
             </ns0:r>
           </ns0:p>
         </ns0:tc>
@@ -1327,7 +1327,7 @@
         <ns0:t>La situation « sans faute ».</ns0:t>
       </ns0:r>
       <ns0:r>
-        <ns0:t xml:space="preserve"> Sans l'erreur de la CNAV, vous auriez touché environ 800 € par mois dès le 1er mai 2023. Le juge compare toujours votre situation actuelle à cette situation. La réparation doit couvrir votre perte, sans vous enrichir.</ns0:t>
+        <ns0:t xml:space="preserve"> Sans l'erreur de la CNAV, vous auriez touché environ 667,68 € par mois dès le 1er mai 2023. Le juge compare toujours votre situation actuelle à cette situation. La réparation doit couvrir votre perte, sans vous enrichir.</ns0:t>
       </ns0:r>
     </ns0:p>
     <ns0:p ns0:rsidR="001D5081" ns0:rsidRDefault="00772502">
@@ -2060,7 +2060,7 @@
         <ns0:spacing ns0:after="100" ns0:line="276" ns0:lineRule="auto"/>
       </ns0:pPr>
       <ns0:r>
-        <ns0:t>La pension est calculée à ≈ 800 € par mois à partir du 1er mai 2023. La CNAV doit vous verser tout ce qui est dû depuis cette date. En échange, vos années de travail récentes ne comptent plus pour la retraite.</ns0:t>
+        <ns0:t>La pension est calculée à 667,68 € par mois à partir du 1er mai 2023. La CNAV doit vous verser tout ce qui est dû depuis cette date. En échange, vos années de travail récentes ne comptent plus pour la retraite.</ns0:t>
       </ns0:r>
     </ns0:p>
     <ns0:p ns0:rsidR="001D5081" ns0:rsidRDefault="00772502">
@@ -2262,7 +2262,7 @@
                 <ns0:sz ns0:val="18"/>
                 <ns0:szCs ns0:val="18"/>
               </ns0:rPr>
-              <ns0:t>≈ 800 €</ns0:t>
+              <ns0:t>667,68 €</ns0:t>
             </ns0:r>
           </ns0:p>
         </ns0:tc>
@@ -2452,7 +2452,7 @@
                 <ns0:sz ns0:val="18"/>
                 <ns0:szCs ns0:val="18"/>
               </ns0:rPr>
-              <ns0:t>≈ 32 800 €</ns0:t>
+              <ns0:t>≈ 32 667,68 €</ns0:t>
             </ns0:r>
           </ns0:p>
         </ns0:tc>
@@ -2484,7 +2484,7 @@
                 <ns0:sz ns0:val="18"/>
                 <ns0:szCs ns0:val="18"/>
               </ns0:rPr>
-              <ns0:t>41 × 800 €. Ensuite + 800 € par mois jusqu'au paiement.</ns0:t>
+              <ns0:t>41 × 667,68 €. Ensuite + 667,68 € par mois jusqu'au paiement.</ns0:t>
             </ns0:r>
           </ns0:p>
         </ns0:tc>
@@ -3886,7 +3886,7 @@
                 <ns0:sz ns0:val="18"/>
                 <ns0:szCs ns0:val="18"/>
               </ns0:rPr>
-              <ns0:t>≈ 32 800 €</ns0:t>
+              <ns0:t>≈ 32 667,68 €</ns0:t>
             </ns0:r>
           </ns0:p>
         </ns0:tc>
@@ -4163,7 +4163,7 @@
         <ns0:t>Pourquoi je ne demande pas 66 000 € en option A.</ns0:t>
       </ns0:r>
       <ns0:r>
-        <ns0:t xml:space="preserve"> La différence de 307 € par mois (1 107 € contre 800 €) n'est pas une perte par rapport à la situation « sans faute » : vous auriez eu 800 € dès 2023. La CNAV le soulèverait et le juge le refuserait.</ns0:t>
+        <ns0:t xml:space="preserve"> La différence de 439,32 € par mois (1 107 € contre 667,68 €) n'est pas une perte par rapport à la situation « sans faute » : vous auriez eu 667,68 € dès 2023. La CNAV le soulèverait et le juge le refuserait.</ns0:t>
       </ns0:r>
     </ns0:p>
     <ns0:p ns0:rsidR="001D5081" ns0:rsidRDefault="00772502">
@@ -4195,7 +4195,7 @@
         <ns0:rPr>
           <ns0:color ns0:val="2F5496"/>
         </ns0:rPr>
-        <ns0:t>Comment justifier les 44 000 €</ns0:t>
+        <ns0:t>Comment justifier les 36 722,40 €</ns0:t>
       </ns0:r>
     </ns0:p>
     <ns0:p ns0:rsidR="001D5081" ns0:rsidRDefault="00772502">
@@ -4203,14 +4203,14 @@
         <ns0:spacing ns0:after="100" ns0:line="276" ns0:lineRule="auto"/>
       </ns0:pPr>
       <ns0:r>
-        <ns0:t xml:space="preserve">Le calcul est simple : 55 mois × 800 € = </ns0:t>
+        <ns0:t xml:space="preserve">Le calcul est simple : 55 mois × 667,68 € = </ns0:t>
       </ns0:r>
       <ns0:r>
         <ns0:rPr>
           <ns0:b/>
           <ns0:bCs/>
         </ns0:rPr>
-        <ns0:t>44 000 €</ns0:t>
+        <ns0:t>36 722,40 €</ns0:t>
       </ns0:r>
       <ns0:r>
         <ns0:t>. Le juge doit être convaincu en quatre étapes :</ns0:t>
@@ -4293,7 +4293,7 @@
         <ns0:t>Le préjudice est certain.</ns0:t>
       </ns0:r>
       <ns0:r>
-        <ns0:t xml:space="preserve"> Une simulation officielle montre les 800 € par mois ; le compte débiteur puis clôturé prouve que cette pension vous manquait.</ns0:t>
+        <ns0:t xml:space="preserve"> Une simulation officielle montre les 667,68 € par mois ; le compte débiteur puis clôturé prouve que cette pension vous manquait.</ns0:t>
       </ns0:r>
     </ns0:p>
     <ns0:p ns0:rsidR="001D5081" ns0:rsidRDefault="00772502">
@@ -4495,7 +4495,7 @@
                 <ns0:sz ns0:val="18"/>
                 <ns0:szCs ns0:val="18"/>
               </ns0:rPr>
-              <ns0:t>44 000 €</ns0:t>
+              <ns0:t>36 722,40 €</ns0:t>
             </ns0:r>
           </ns0:p>
         </ns0:tc>
@@ -4587,7 +4587,7 @@
                 <ns0:sz ns0:val="18"/>
                 <ns0:szCs ns0:val="18"/>
               </ns0:rPr>
-              <ns0:t>30 800 €</ns0:t>
+              <ns0:t>30 667,68 €</ns0:t>
             </ns0:r>
           </ns0:p>
         </ns0:tc>
@@ -5034,7 +5034,7 @@
                 <ns0:sz ns0:val="18"/>
                 <ns0:szCs ns0:val="18"/>
               </ns0:rPr>
-              <ns0:t>44 000 € × 30 à 50 %.</ns0:t>
+              <ns0:t>36 722,40 € × 30 à 50 %.</ns0:t>
             </ns0:r>
           </ns0:p>
         </ns0:tc>
@@ -5768,7 +5768,7 @@
                 <ns0:sz ns0:val="18"/>
                 <ns0:szCs ns0:val="18"/>
               </ns0:rPr>
-              <ns0:t>« Vous gagnez 307 € de plus par mois à partir de 2027. »</ns0:t>
+              <ns0:t>« Vous gagnez 439,32 € de plus par mois à partir de 2027. »</ns0:t>
             </ns0:r>
           </ns0:p>
         </ns0:tc>
@@ -6060,7 +6060,7 @@
                 <ns0:sz ns0:val="18"/>
                 <ns0:szCs ns0:val="18"/>
               </ns0:rPr>
-              <ns0:t>≈ 800 €</ns0:t>
+              <ns0:t>667,68 €</ns0:t>
             </ns0:r>
           </ns0:p>
         </ns0:tc>
@@ -6152,7 +6152,7 @@
                 <ns0:sz ns0:val="18"/>
                 <ns0:szCs ns0:val="18"/>
               </ns0:rPr>
-              <ns0:t>≈ 32 800 € d'arriérés + intérêts</ns0:t>
+              <ns0:t>≈ 32 667,68 € d'arriérés + intérêts</ns0:t>
             </ns0:r>
           </ns0:p>
         </ns0:tc>
@@ -6457,7 +6457,7 @@
                 <ns0:sz ns0:val="18"/>
                 <ns0:szCs ns0:val="18"/>
               </ns0:rPr>
-              <ns0:t>Plus avantageux au-delà (44 000 € ÷ 307 € ≈ 143 mois)</ns0:t>
+              <ns0:t>Plus avantageux au-delà (36 722,40 € ÷ 439,32 € ≈ 143 mois)</ns0:t>
             </ns0:r>
           </ns0:p>
         </ns0:tc>
@@ -7006,7 +7006,7 @@
         <ns0:rPr>
           <ns0:color ns0:val="2F5496"/>
         </ns0:rPr>
-        <ns0:t>Pour justifier les 44 000 € et le pourcentage (option B)</ns0:t>
+        <ns0:t>Pour justifier les 36 722,40 € et le pourcentage (option B)</ns0:t>
       </ns0:r>
     </ns0:p>
     <ns0:tbl>
